--- a/1_给你看/差异化战略_如何超过别人.docx
+++ b/1_给你看/差异化战略_如何超过别人.docx
@@ -832,7 +832,33 @@
           <w:b w:val="0"/>
           <w:sz w:val="21"/>
         </w:rPr>
-        <w:t>"节能增效、脱碳"背景叙事——王玉总监专访点名"绿色工程视角、降低系统能耗"。</w:t>
+        <w:t>"节能增效、脱碳"背景叙事——</w:t>
+      </w:r>
+      <w:r>
+        <w:rPr>
+          <w:rFonts w:ascii="Microsoft YaHei" w:hAnsi="Microsoft YaHei" w:eastAsia="Microsoft YaHei"/>
+          <w:b/>
+          <w:sz w:val="21"/>
+        </w:rPr>
+        <w:t>王余</w:t>
+      </w:r>
+      <w:r>
+        <w:rPr>
+          <w:rFonts w:ascii="Microsoft YaHei" w:hAnsi="Microsoft YaHei" w:eastAsia="Microsoft YaHei"/>
+          <w:b w:val="0"/>
+          <w:sz w:val="21"/>
+        </w:rPr>
+        <w:t>(ABB传动产品业务中国区负责人)开赛致辞点名</w:t>
+      </w:r>
+    </w:p>
+    <w:p>
+      <w:r>
+        <w:rPr>
+          <w:rFonts w:ascii="Microsoft YaHei" w:hAnsi="Microsoft YaHei" w:eastAsia="Microsoft YaHei"/>
+          <w:b w:val="0"/>
+          <w:sz w:val="21"/>
+        </w:rPr>
+        <w:t>"绿色工程视野、降低系统能耗、打造'会思考'的立体仓储系统"(原误记"王玉",0705订正)。</w:t>
       </w:r>
     </w:p>
     <w:p>

--- a/1_给你看/差异化战略_如何超过别人.docx
+++ b/1_给你看/差异化战略_如何超过别人.docx
@@ -1569,6 +1569,1681 @@
         <w:t>:我们的在线评分 400 次浮点已是微秒级,查表反而丢解释链。</w:t>
       </w:r>
     </w:p>
+    <w:p>
+      <w:pPr>
+        <w:pStyle w:val="Heading2"/>
+      </w:pPr>
+      <w:r>
+        <w:rPr>
+          <w:rFonts w:ascii="Microsoft YaHei" w:hAnsi="Microsoft YaHei" w:eastAsia="Microsoft YaHei"/>
+          <w:b/>
+          <w:color w:val="17365D"/>
+          <w:sz w:val="26"/>
+        </w:rPr>
+        <w:t>8. 40 天冲刺计划(2026-07-05 定,技术底盘提前完工后的再分配)</w:t>
+      </w:r>
+    </w:p>
+    <w:p>
+      <w:pPr>
+        <w:pStyle w:val="Heading3"/>
+      </w:pPr>
+      <w:r>
+        <w:rPr>
+          <w:rFonts w:ascii="Microsoft YaHei" w:hAnsi="Microsoft YaHei" w:eastAsia="Microsoft YaHei"/>
+          <w:b/>
+          <w:color w:val="17365D"/>
+          <w:sz w:val="23"/>
+        </w:rPr>
+        <w:t>8.1 核心判断:剩下的仗不在技术,在转化</w:t>
+      </w:r>
+    </w:p>
+    <w:p>
+      <w:r>
+        <w:rPr>
+          <w:rFonts w:ascii="Microsoft YaHei" w:hAnsi="Microsoft YaHei" w:eastAsia="Microsoft YaHei"/>
+          <w:b w:val="0"/>
+          <w:sz w:val="21"/>
+        </w:rPr>
+        <w:t>盘点:六杠杆 L1-L6 与天花板 A1-A3 全部落地,剩余正式任务只有 T17 执行(Codex 搬砖)、</w:t>
+      </w:r>
+    </w:p>
+    <w:p>
+      <w:r>
+        <w:rPr>
+          <w:rFonts w:ascii="Microsoft YaHei" w:hAnsi="Microsoft YaHei" w:eastAsia="Microsoft YaHei"/>
+          <w:b w:val="0"/>
+          <w:sz w:val="21"/>
+        </w:rPr>
+        <w:t>T9 报告、T18 红队。而评分里</w:t>
+      </w:r>
+      <w:r>
+        <w:rPr>
+          <w:rFonts w:ascii="Microsoft YaHei" w:hAnsi="Microsoft YaHei" w:eastAsia="Microsoft YaHei"/>
+          <w:b/>
+          <w:sz w:val="21"/>
+        </w:rPr>
+        <w:t>报告 30%+演讲 10%=40 分,现在一个字没写</w:t>
+      </w:r>
+      <w:r>
+        <w:rPr>
+          <w:rFonts w:ascii="Microsoft YaHei" w:hAnsi="Microsoft YaHei" w:eastAsia="Microsoft YaHei"/>
+          <w:b w:val="0"/>
+          <w:sz w:val="21"/>
+        </w:rPr>
+        <w:t>;决赛可视化 20%</w:t>
+      </w:r>
+    </w:p>
+    <w:p>
+      <w:r>
+        <w:rPr>
+          <w:rFonts w:ascii="Microsoft YaHei" w:hAnsi="Microsoft YaHei" w:eastAsia="Microsoft YaHei"/>
+          <w:b w:val="0"/>
+          <w:sz w:val="21"/>
+        </w:rPr>
+        <w:t>刚开工。风险结构已反转:不再是"做不完",而是"</w:t>
+      </w:r>
+      <w:r>
+        <w:rPr>
+          <w:rFonts w:ascii="Microsoft YaHei" w:hAnsi="Microsoft YaHei" w:eastAsia="Microsoft YaHei"/>
+          <w:b/>
+          <w:sz w:val="21"/>
+        </w:rPr>
+        <w:t>90 分的工作被卖成 70 分</w:t>
+      </w:r>
+      <w:r>
+        <w:rPr>
+          <w:rFonts w:ascii="Microsoft YaHei" w:hAnsi="Microsoft YaHei" w:eastAsia="Microsoft YaHei"/>
+          <w:b w:val="0"/>
+          <w:sz w:val="21"/>
+        </w:rPr>
+        <w:t>"。</w:t>
+      </w:r>
+    </w:p>
+    <w:p>
+      <w:r>
+        <w:rPr>
+          <w:rFonts w:ascii="Microsoft YaHei" w:hAnsi="Microsoft YaHei" w:eastAsia="Microsoft YaHei"/>
+          <w:b w:val="0"/>
+          <w:sz w:val="21"/>
+        </w:rPr>
+        <w:t>40 天的每一分投入按"评委能看到的增量"排序,不按"技术有多难"排序。三条主线:</w:t>
+      </w:r>
+    </w:p>
+    <w:p>
+      <w:pPr>
+        <w:pStyle w:val="ListBullet"/>
+      </w:pPr>
+      <w:r>
+        <w:rPr>
+          <w:rFonts w:ascii="Microsoft YaHei" w:hAnsi="Microsoft YaHei" w:eastAsia="Microsoft YaHei"/>
+          <w:b/>
+          <w:sz w:val="21"/>
+        </w:rPr>
+        <w:t>A 转化质量</w:t>
+      </w:r>
+      <w:r>
+        <w:rPr>
+          <w:rFonts w:ascii="Microsoft YaHei" w:hAnsi="Microsoft YaHei" w:eastAsia="Microsoft YaHei"/>
+          <w:b w:val="0"/>
+          <w:sz w:val="21"/>
+        </w:rPr>
+        <w:t>(报告/图表/PPT/录屏/演讲)——40 分对应 0 产出,最大 ROI;</w:t>
+      </w:r>
+    </w:p>
+    <w:p>
+      <w:pPr>
+        <w:pStyle w:val="ListBullet"/>
+      </w:pPr>
+      <w:r>
+        <w:rPr>
+          <w:rFonts w:ascii="Microsoft YaHei" w:hAnsi="Microsoft YaHei" w:eastAsia="Microsoft YaHei"/>
+          <w:b/>
+          <w:sz w:val="21"/>
+        </w:rPr>
+        <w:t>B 答辩人培养</w:t>
+      </w:r>
+      <w:r>
+        <w:rPr>
+          <w:rFonts w:ascii="Microsoft YaHei" w:hAnsi="Microsoft YaHei" w:eastAsia="Microsoft YaHei"/>
+          <w:b w:val="0"/>
+          <w:sz w:val="21"/>
+        </w:rPr>
+        <w:t>——用户零基础,演讲 10%+决赛问答全压在人身上,必须体系化喂养;</w:t>
+      </w:r>
+    </w:p>
+    <w:p>
+      <w:pPr>
+        <w:pStyle w:val="ListBullet"/>
+      </w:pPr>
+      <w:r>
+        <w:rPr>
+          <w:rFonts w:ascii="Microsoft YaHei" w:hAnsi="Microsoft YaHei" w:eastAsia="Microsoft YaHei"/>
+          <w:b/>
+          <w:sz w:val="21"/>
+        </w:rPr>
+        <w:t>C 装甲加固</w:t>
+      </w:r>
+      <w:r>
+        <w:rPr>
+          <w:rFonts w:ascii="Microsoft YaHei" w:hAnsi="Microsoft YaHei" w:eastAsia="Microsoft YaHei"/>
+          <w:b w:val="0"/>
+          <w:sz w:val="21"/>
+        </w:rPr>
+        <w:t>——提交彩排/真机数据/红队自审,防"归零型"风险。</w:t>
+      </w:r>
+    </w:p>
+    <w:p>
+      <w:pPr>
+        <w:pStyle w:val="Heading3"/>
+      </w:pPr>
+      <w:r>
+        <w:rPr>
+          <w:rFonts w:ascii="Microsoft YaHei" w:hAnsi="Microsoft YaHei" w:eastAsia="Microsoft YaHei"/>
+          <w:b/>
+          <w:color w:val="17365D"/>
+          <w:sz w:val="23"/>
+        </w:rPr>
+        <w:t>8.2 提升清单(R 系列,ROI 排序;R=Raise)</w:t>
+      </w:r>
+    </w:p>
+    <w:tbl>
+      <w:tblPr>
+        <w:tblStyle w:val="TableGrid"/>
+        <w:tblW w:type="auto" w:w="0"/>
+        <w:jc w:val="center"/>
+        <w:tblLook w:firstColumn="1" w:firstRow="1" w:lastColumn="0" w:lastRow="0" w:noHBand="0" w:noVBand="1" w:val="04A0"/>
+      </w:tblPr>
+      <w:tblGrid>
+        <w:gridCol w:w="1440"/>
+        <w:gridCol w:w="1440"/>
+        <w:gridCol w:w="1440"/>
+        <w:gridCol w:w="1440"/>
+        <w:gridCol w:w="1440"/>
+        <w:gridCol w:w="1440"/>
+      </w:tblGrid>
+      <w:tr>
+        <w:tc>
+          <w:tcPr>
+            <w:tcW w:type="dxa" w:w="1440"/>
+            <w:shd w:val="clear" w:fill="D9E8F5"/>
+          </w:tcPr>
+          <w:p>
+            <w:r/>
+            <w:r>
+              <w:rPr>
+                <w:rFonts w:ascii="Microsoft YaHei" w:hAnsi="Microsoft YaHei" w:eastAsia="Microsoft YaHei"/>
+                <w:b/>
+                <w:sz w:val="19"/>
+              </w:rPr>
+              <w:t>#</w:t>
+            </w:r>
+          </w:p>
+        </w:tc>
+        <w:tc>
+          <w:tcPr>
+            <w:tcW w:type="dxa" w:w="1440"/>
+            <w:shd w:val="clear" w:fill="D9E8F5"/>
+          </w:tcPr>
+          <w:p>
+            <w:r/>
+            <w:r>
+              <w:rPr>
+                <w:rFonts w:ascii="Microsoft YaHei" w:hAnsi="Microsoft YaHei" w:eastAsia="Microsoft YaHei"/>
+                <w:b/>
+                <w:sz w:val="19"/>
+              </w:rPr>
+              <w:t>动作</w:t>
+            </w:r>
+          </w:p>
+        </w:tc>
+        <w:tc>
+          <w:tcPr>
+            <w:tcW w:type="dxa" w:w="1440"/>
+            <w:shd w:val="clear" w:fill="D9E8F5"/>
+          </w:tcPr>
+          <w:p>
+            <w:r/>
+            <w:r>
+              <w:rPr>
+                <w:rFonts w:ascii="Microsoft YaHei" w:hAnsi="Microsoft YaHei" w:eastAsia="Microsoft YaHei"/>
+                <w:b/>
+                <w:sz w:val="19"/>
+              </w:rPr>
+              <w:t>主线</w:t>
+            </w:r>
+          </w:p>
+        </w:tc>
+        <w:tc>
+          <w:tcPr>
+            <w:tcW w:type="dxa" w:w="1440"/>
+            <w:shd w:val="clear" w:fill="D9E8F5"/>
+          </w:tcPr>
+          <w:p>
+            <w:r/>
+            <w:r>
+              <w:rPr>
+                <w:rFonts w:ascii="Microsoft YaHei" w:hAnsi="Microsoft YaHei" w:eastAsia="Microsoft YaHei"/>
+                <w:b/>
+                <w:sz w:val="19"/>
+              </w:rPr>
+              <w:t>打到的分</w:t>
+            </w:r>
+          </w:p>
+        </w:tc>
+        <w:tc>
+          <w:tcPr>
+            <w:tcW w:type="dxa" w:w="1440"/>
+            <w:shd w:val="clear" w:fill="D9E8F5"/>
+          </w:tcPr>
+          <w:p>
+            <w:r/>
+            <w:r>
+              <w:rPr>
+                <w:rFonts w:ascii="Microsoft YaHei" w:hAnsi="Microsoft YaHei" w:eastAsia="Microsoft YaHei"/>
+                <w:b/>
+                <w:sz w:val="19"/>
+              </w:rPr>
+              <w:t>成本</w:t>
+            </w:r>
+          </w:p>
+        </w:tc>
+        <w:tc>
+          <w:tcPr>
+            <w:tcW w:type="dxa" w:w="1440"/>
+            <w:shd w:val="clear" w:fill="D9E8F5"/>
+          </w:tcPr>
+          <w:p>
+            <w:r/>
+            <w:r>
+              <w:rPr>
+                <w:rFonts w:ascii="Microsoft YaHei" w:hAnsi="Microsoft YaHei" w:eastAsia="Microsoft YaHei"/>
+                <w:b/>
+                <w:sz w:val="19"/>
+              </w:rPr>
+              <w:t>要点</w:t>
+            </w:r>
+          </w:p>
+        </w:tc>
+      </w:tr>
+      <w:tr>
+        <w:tc>
+          <w:tcPr>
+            <w:tcW w:type="dxa" w:w="1440"/>
+          </w:tcPr>
+          <w:p>
+            <w:r/>
+            <w:r>
+              <w:rPr>
+                <w:rFonts w:ascii="Microsoft YaHei" w:hAnsi="Microsoft YaHei" w:eastAsia="Microsoft YaHei"/>
+                <w:b w:val="0"/>
+                <w:sz w:val="19"/>
+              </w:rPr>
+              <w:t>R1</w:t>
+            </w:r>
+          </w:p>
+        </w:tc>
+        <w:tc>
+          <w:tcPr>
+            <w:tcW w:type="dxa" w:w="1440"/>
+          </w:tcPr>
+          <w:p>
+            <w:r/>
+            <w:r>
+              <w:rPr>
+                <w:rFonts w:ascii="Microsoft YaHei" w:hAnsi="Microsoft YaHei" w:eastAsia="Microsoft YaHei"/>
+                <w:b/>
+                <w:sz w:val="19"/>
+              </w:rPr>
+              <w:t>报告叙事骨架+样章前置</w:t>
+            </w:r>
+            <w:r>
+              <w:rPr>
+                <w:rFonts w:ascii="Microsoft YaHei" w:hAnsi="Microsoft YaHei" w:eastAsia="Microsoft YaHei"/>
+                <w:b w:val="0"/>
+                <w:sz w:val="19"/>
+              </w:rPr>
+              <w:t>(不等 W5)</w:t>
+            </w:r>
+          </w:p>
+        </w:tc>
+        <w:tc>
+          <w:tcPr>
+            <w:tcW w:type="dxa" w:w="1440"/>
+          </w:tcPr>
+          <w:p>
+            <w:r/>
+            <w:r>
+              <w:rPr>
+                <w:rFonts w:ascii="Microsoft YaHei" w:hAnsi="Microsoft YaHei" w:eastAsia="Microsoft YaHei"/>
+                <w:b w:val="0"/>
+                <w:sz w:val="19"/>
+              </w:rPr>
+              <w:t>A</w:t>
+            </w:r>
+          </w:p>
+        </w:tc>
+        <w:tc>
+          <w:tcPr>
+            <w:tcW w:type="dxa" w:w="1440"/>
+          </w:tcPr>
+          <w:p>
+            <w:r/>
+            <w:r>
+              <w:rPr>
+                <w:rFonts w:ascii="Microsoft YaHei" w:hAnsi="Microsoft YaHei" w:eastAsia="Microsoft YaHei"/>
+                <w:b w:val="0"/>
+                <w:sz w:val="19"/>
+              </w:rPr>
+              <w:t>报告30%</w:t>
+            </w:r>
+          </w:p>
+        </w:tc>
+        <w:tc>
+          <w:tcPr>
+            <w:tcW w:type="dxa" w:w="1440"/>
+          </w:tcPr>
+          <w:p>
+            <w:r/>
+            <w:r>
+              <w:rPr>
+                <w:rFonts w:ascii="Microsoft YaHei" w:hAnsi="Microsoft YaHei" w:eastAsia="Microsoft YaHei"/>
+                <w:b w:val="0"/>
+                <w:sz w:val="19"/>
+              </w:rPr>
+              <w:t>3天</w:t>
+            </w:r>
+          </w:p>
+        </w:tc>
+        <w:tc>
+          <w:tcPr>
+            <w:tcW w:type="dxa" w:w="1440"/>
+          </w:tcPr>
+          <w:p>
+            <w:r/>
+            <w:r>
+              <w:rPr>
+                <w:rFonts w:ascii="Microsoft YaHei" w:hAnsi="Microsoft YaHei" w:eastAsia="Microsoft YaHei"/>
+                <w:b w:val="0"/>
+                <w:sz w:val="19"/>
+              </w:rPr>
+              <w:t>骨架=递进故事(随机存放→在线评分→批量上界→PLC 落地→绿色账);先写最强一章当"样章"定文风(学术克制/去AI味),每章交付即过六要素自查</w:t>
+            </w:r>
+          </w:p>
+        </w:tc>
+      </w:tr>
+      <w:tr>
+        <w:tc>
+          <w:tcPr>
+            <w:tcW w:type="dxa" w:w="1440"/>
+          </w:tcPr>
+          <w:p>
+            <w:r/>
+            <w:r>
+              <w:rPr>
+                <w:rFonts w:ascii="Microsoft YaHei" w:hAnsi="Microsoft YaHei" w:eastAsia="Microsoft YaHei"/>
+                <w:b w:val="0"/>
+                <w:sz w:val="19"/>
+              </w:rPr>
+              <w:t>R3</w:t>
+            </w:r>
+          </w:p>
+        </w:tc>
+        <w:tc>
+          <w:tcPr>
+            <w:tcW w:type="dxa" w:w="1440"/>
+          </w:tcPr>
+          <w:p>
+            <w:r/>
+            <w:r>
+              <w:rPr>
+                <w:rFonts w:ascii="Microsoft YaHei" w:hAnsi="Microsoft YaHei" w:eastAsia="Microsoft YaHei"/>
+                <w:b/>
+                <w:sz w:val="19"/>
+              </w:rPr>
+              <w:t>提交彩排</w:t>
+            </w:r>
+            <w:r>
+              <w:rPr>
+                <w:rFonts w:ascii="Microsoft YaHei" w:hAnsi="Microsoft YaHei" w:eastAsia="Microsoft YaHei"/>
+                <w:b w:val="0"/>
+                <w:sz w:val="19"/>
+              </w:rPr>
+              <w:t>:按官方邮件规范走一遍假提交</w:t>
+            </w:r>
+          </w:p>
+        </w:tc>
+        <w:tc>
+          <w:tcPr>
+            <w:tcW w:type="dxa" w:w="1440"/>
+          </w:tcPr>
+          <w:p>
+            <w:r/>
+            <w:r>
+              <w:rPr>
+                <w:rFonts w:ascii="Microsoft YaHei" w:hAnsi="Microsoft YaHei" w:eastAsia="Microsoft YaHei"/>
+                <w:b w:val="0"/>
+                <w:sz w:val="19"/>
+              </w:rPr>
+              <w:t>C</w:t>
+            </w:r>
+          </w:p>
+        </w:tc>
+        <w:tc>
+          <w:tcPr>
+            <w:tcW w:type="dxa" w:w="1440"/>
+          </w:tcPr>
+          <w:p>
+            <w:r/>
+            <w:r>
+              <w:rPr>
+                <w:rFonts w:ascii="Microsoft YaHei" w:hAnsi="Microsoft YaHei" w:eastAsia="Microsoft YaHei"/>
+                <w:b w:val="0"/>
+                <w:sz w:val="19"/>
+              </w:rPr>
+              <w:t>防归零</w:t>
+            </w:r>
+          </w:p>
+        </w:tc>
+        <w:tc>
+          <w:tcPr>
+            <w:tcW w:type="dxa" w:w="1440"/>
+          </w:tcPr>
+          <w:p>
+            <w:r/>
+            <w:r>
+              <w:rPr>
+                <w:rFonts w:ascii="Microsoft YaHei" w:hAnsi="Microsoft YaHei" w:eastAsia="Microsoft YaHei"/>
+                <w:b w:val="0"/>
+                <w:sz w:val="19"/>
+              </w:rPr>
+              <w:t>半天</w:t>
+            </w:r>
+          </w:p>
+        </w:tc>
+        <w:tc>
+          <w:tcPr>
+            <w:tcW w:type="dxa" w:w="1440"/>
+          </w:tcPr>
+          <w:p>
+            <w:r/>
+            <w:r>
+              <w:rPr>
+                <w:rFonts w:ascii="Microsoft YaHei" w:hAnsi="Microsoft YaHei" w:eastAsia="Microsoft YaHei"/>
+                <w:b w:val="0"/>
+                <w:sz w:val="19"/>
+              </w:rPr>
+              <w:t>7z 加密+密码正文+QQ中转站+主题格式(情报§6①);8月前先演一次,别等 8/15 现学</w:t>
+            </w:r>
+          </w:p>
+        </w:tc>
+      </w:tr>
+      <w:tr>
+        <w:tc>
+          <w:tcPr>
+            <w:tcW w:type="dxa" w:w="1440"/>
+          </w:tcPr>
+          <w:p>
+            <w:r/>
+            <w:r>
+              <w:rPr>
+                <w:rFonts w:ascii="Microsoft YaHei" w:hAnsi="Microsoft YaHei" w:eastAsia="Microsoft YaHei"/>
+                <w:b w:val="0"/>
+                <w:sz w:val="19"/>
+              </w:rPr>
+              <w:t>R6</w:t>
+            </w:r>
+          </w:p>
+        </w:tc>
+        <w:tc>
+          <w:tcPr>
+            <w:tcW w:type="dxa" w:w="1440"/>
+          </w:tcPr>
+          <w:p>
+            <w:r/>
+            <w:r>
+              <w:rPr>
+                <w:rFonts w:ascii="Microsoft YaHei" w:hAnsi="Microsoft YaHei" w:eastAsia="Microsoft YaHei"/>
+                <w:b/>
+                <w:sz w:val="19"/>
+              </w:rPr>
+              <w:t>现场调权重演示</w:t>
+            </w:r>
+            <w:r>
+              <w:rPr>
+                <w:rFonts w:ascii="Microsoft YaHei" w:hAnsi="Microsoft YaHei" w:eastAsia="Microsoft YaHei"/>
+                <w:b w:val="0"/>
+                <w:sz w:val="19"/>
+              </w:rPr>
+              <w:t>:可视化加 α/β/γ/δ 输入框</w:t>
+            </w:r>
+          </w:p>
+        </w:tc>
+        <w:tc>
+          <w:tcPr>
+            <w:tcW w:type="dxa" w:w="1440"/>
+          </w:tcPr>
+          <w:p>
+            <w:r/>
+            <w:r>
+              <w:rPr>
+                <w:rFonts w:ascii="Microsoft YaHei" w:hAnsi="Microsoft YaHei" w:eastAsia="Microsoft YaHei"/>
+                <w:b w:val="0"/>
+                <w:sz w:val="19"/>
+              </w:rPr>
+              <w:t>A</w:t>
+            </w:r>
+          </w:p>
+        </w:tc>
+        <w:tc>
+          <w:tcPr>
+            <w:tcW w:type="dxa" w:w="1440"/>
+          </w:tcPr>
+          <w:p>
+            <w:r/>
+            <w:r>
+              <w:rPr>
+                <w:rFonts w:ascii="Microsoft YaHei" w:hAnsi="Microsoft YaHei" w:eastAsia="Microsoft YaHei"/>
+                <w:b w:val="0"/>
+                <w:sz w:val="19"/>
+              </w:rPr>
+              <w:t>可视化20%+演讲10%</w:t>
+            </w:r>
+          </w:p>
+        </w:tc>
+        <w:tc>
+          <w:tcPr>
+            <w:tcW w:type="dxa" w:w="1440"/>
+          </w:tcPr>
+          <w:p>
+            <w:r/>
+            <w:r>
+              <w:rPr>
+                <w:rFonts w:ascii="Microsoft YaHei" w:hAnsi="Microsoft YaHei" w:eastAsia="Microsoft YaHei"/>
+                <w:b w:val="0"/>
+                <w:sz w:val="19"/>
+              </w:rPr>
+              <w:t>半天</w:t>
+            </w:r>
+          </w:p>
+        </w:tc>
+        <w:tc>
+          <w:tcPr>
+            <w:tcW w:type="dxa" w:w="1440"/>
+          </w:tcPr>
+          <w:p>
+            <w:r/>
+            <w:r>
+              <w:rPr>
+                <w:rFonts w:ascii="Microsoft YaHei" w:hAnsi="Microsoft YaHei" w:eastAsia="Microsoft YaHei"/>
+                <w:b w:val="0"/>
+                <w:sz w:val="19"/>
+              </w:rPr>
+              <w:t>权重本就是 GVL_Param 可调变量,只加画面元件;演示脚本加第7步"评委现场改权重,推荐位实时变化"——决赛杀手锏</w:t>
+            </w:r>
+          </w:p>
+        </w:tc>
+      </w:tr>
+      <w:tr>
+        <w:tc>
+          <w:tcPr>
+            <w:tcW w:type="dxa" w:w="1440"/>
+          </w:tcPr>
+          <w:p>
+            <w:r/>
+            <w:r>
+              <w:rPr>
+                <w:rFonts w:ascii="Microsoft YaHei" w:hAnsi="Microsoft YaHei" w:eastAsia="Microsoft YaHei"/>
+                <w:b w:val="0"/>
+                <w:sz w:val="19"/>
+              </w:rPr>
+              <w:t>R5</w:t>
+            </w:r>
+          </w:p>
+        </w:tc>
+        <w:tc>
+          <w:tcPr>
+            <w:tcW w:type="dxa" w:w="1440"/>
+          </w:tcPr>
+          <w:p>
+            <w:r/>
+            <w:r>
+              <w:rPr>
+                <w:rFonts w:ascii="Microsoft YaHei" w:hAnsi="Microsoft YaHei" w:eastAsia="Microsoft YaHei"/>
+                <w:b/>
+                <w:sz w:val="19"/>
+              </w:rPr>
+              <w:t>"轻量数字孪生"叙事重构</w:t>
+            </w:r>
+          </w:p>
+        </w:tc>
+        <w:tc>
+          <w:tcPr>
+            <w:tcW w:type="dxa" w:w="1440"/>
+          </w:tcPr>
+          <w:p>
+            <w:r/>
+            <w:r>
+              <w:rPr>
+                <w:rFonts w:ascii="Microsoft YaHei" w:hAnsi="Microsoft YaHei" w:eastAsia="Microsoft YaHei"/>
+                <w:b w:val="0"/>
+                <w:sz w:val="19"/>
+              </w:rPr>
+              <w:t>A</w:t>
+            </w:r>
+          </w:p>
+        </w:tc>
+        <w:tc>
+          <w:tcPr>
+            <w:tcW w:type="dxa" w:w="1440"/>
+          </w:tcPr>
+          <w:p>
+            <w:r/>
+            <w:r>
+              <w:rPr>
+                <w:rFonts w:ascii="Microsoft YaHei" w:hAnsi="Microsoft YaHei" w:eastAsia="Microsoft YaHei"/>
+                <w:b w:val="0"/>
+                <w:sz w:val="19"/>
+              </w:rPr>
+              <w:t>创新10%+报告</w:t>
+            </w:r>
+          </w:p>
+        </w:tc>
+        <w:tc>
+          <w:tcPr>
+            <w:tcW w:type="dxa" w:w="1440"/>
+          </w:tcPr>
+          <w:p>
+            <w:r/>
+            <w:r>
+              <w:rPr>
+                <w:rFonts w:ascii="Microsoft YaHei" w:hAnsi="Microsoft YaHei" w:eastAsia="Microsoft YaHei"/>
+                <w:b w:val="0"/>
+                <w:sz w:val="19"/>
+              </w:rPr>
+              <w:t>1天</w:t>
+            </w:r>
+          </w:p>
+        </w:tc>
+        <w:tc>
+          <w:tcPr>
+            <w:tcW w:type="dxa" w:w="1440"/>
+          </w:tcPr>
+          <w:p>
+            <w:r/>
+            <w:r>
+              <w:rPr>
+                <w:rFonts w:ascii="Microsoft YaHei" w:hAnsi="Microsoft YaHei" w:eastAsia="Microsoft YaHei"/>
+                <w:b w:val="0"/>
+                <w:sz w:val="19"/>
+              </w:rPr>
+              <w:t>把已有的 Python↔ST 同源+一致性向量+同seed演示批,包装成"数字孪生验证方法论"章节(资料包§11:数字孪生是官方关键词);零新代码</w:t>
+            </w:r>
+          </w:p>
+        </w:tc>
+      </w:tr>
+      <w:tr>
+        <w:tc>
+          <w:tcPr>
+            <w:tcW w:type="dxa" w:w="1440"/>
+          </w:tcPr>
+          <w:p>
+            <w:r/>
+            <w:r>
+              <w:rPr>
+                <w:rFonts w:ascii="Microsoft YaHei" w:hAnsi="Microsoft YaHei" w:eastAsia="Microsoft YaHei"/>
+                <w:b w:val="0"/>
+                <w:sz w:val="19"/>
+              </w:rPr>
+              <w:t>R2</w:t>
+            </w:r>
+          </w:p>
+        </w:tc>
+        <w:tc>
+          <w:tcPr>
+            <w:tcW w:type="dxa" w:w="1440"/>
+          </w:tcPr>
+          <w:p>
+            <w:r/>
+            <w:r>
+              <w:rPr>
+                <w:rFonts w:ascii="Microsoft YaHei" w:hAnsi="Microsoft YaHei" w:eastAsia="Microsoft YaHei"/>
+                <w:b/>
+                <w:sz w:val="19"/>
+              </w:rPr>
+              <w:t>答辩人培养体系</w:t>
+            </w:r>
+          </w:p>
+        </w:tc>
+        <w:tc>
+          <w:tcPr>
+            <w:tcW w:type="dxa" w:w="1440"/>
+          </w:tcPr>
+          <w:p>
+            <w:r/>
+            <w:r>
+              <w:rPr>
+                <w:rFonts w:ascii="Microsoft YaHei" w:hAnsi="Microsoft YaHei" w:eastAsia="Microsoft YaHei"/>
+                <w:b w:val="0"/>
+                <w:sz w:val="19"/>
+              </w:rPr>
+              <w:t>B</w:t>
+            </w:r>
+          </w:p>
+        </w:tc>
+        <w:tc>
+          <w:tcPr>
+            <w:tcW w:type="dxa" w:w="1440"/>
+          </w:tcPr>
+          <w:p>
+            <w:r/>
+            <w:r>
+              <w:rPr>
+                <w:rFonts w:ascii="Microsoft YaHei" w:hAnsi="Microsoft YaHei" w:eastAsia="Microsoft YaHei"/>
+                <w:b w:val="0"/>
+                <w:sz w:val="19"/>
+              </w:rPr>
+              <w:t>演讲10%+决赛问答</w:t>
+            </w:r>
+          </w:p>
+        </w:tc>
+        <w:tc>
+          <w:tcPr>
+            <w:tcW w:type="dxa" w:w="1440"/>
+          </w:tcPr>
+          <w:p>
+            <w:r/>
+            <w:r>
+              <w:rPr>
+                <w:rFonts w:ascii="Microsoft YaHei" w:hAnsi="Microsoft YaHei" w:eastAsia="Microsoft YaHei"/>
+                <w:b w:val="0"/>
+                <w:sz w:val="19"/>
+              </w:rPr>
+              <w:t>贯穿</w:t>
+            </w:r>
+          </w:p>
+        </w:tc>
+        <w:tc>
+          <w:tcPr>
+            <w:tcW w:type="dxa" w:w="1440"/>
+          </w:tcPr>
+          <w:p>
+            <w:r/>
+            <w:r>
+              <w:rPr>
+                <w:rFonts w:ascii="Microsoft YaHei" w:hAnsi="Microsoft YaHei" w:eastAsia="Microsoft YaHei"/>
+                <w:b w:val="0"/>
+                <w:sz w:val="19"/>
+              </w:rPr>
+              <w:t>学习路线图(兑现§6承诺)+每周一课(算法→口径→PLC→演示)+QA卡配零基础版答案+8月两轮模拟答辩</w:t>
+            </w:r>
+          </w:p>
+        </w:tc>
+      </w:tr>
+      <w:tr>
+        <w:tc>
+          <w:tcPr>
+            <w:tcW w:type="dxa" w:w="1440"/>
+          </w:tcPr>
+          <w:p>
+            <w:r/>
+            <w:r>
+              <w:rPr>
+                <w:rFonts w:ascii="Microsoft YaHei" w:hAnsi="Microsoft YaHei" w:eastAsia="Microsoft YaHei"/>
+                <w:b w:val="0"/>
+                <w:sz w:val="19"/>
+              </w:rPr>
+              <w:t>R4</w:t>
+            </w:r>
+          </w:p>
+        </w:tc>
+        <w:tc>
+          <w:tcPr>
+            <w:tcW w:type="dxa" w:w="1440"/>
+          </w:tcPr>
+          <w:p>
+            <w:r/>
+            <w:r>
+              <w:rPr>
+                <w:rFonts w:ascii="Microsoft YaHei" w:hAnsi="Microsoft YaHei" w:eastAsia="Microsoft YaHei"/>
+                <w:b/>
+                <w:sz w:val="19"/>
+              </w:rPr>
+              <w:t>真机数据尝试</w:t>
+            </w:r>
+          </w:p>
+        </w:tc>
+        <w:tc>
+          <w:tcPr>
+            <w:tcW w:type="dxa" w:w="1440"/>
+          </w:tcPr>
+          <w:p>
+            <w:r/>
+            <w:r>
+              <w:rPr>
+                <w:rFonts w:ascii="Microsoft YaHei" w:hAnsi="Microsoft YaHei" w:eastAsia="Microsoft YaHei"/>
+                <w:b w:val="0"/>
+                <w:sz w:val="19"/>
+              </w:rPr>
+              <w:t>C</w:t>
+            </w:r>
+          </w:p>
+        </w:tc>
+        <w:tc>
+          <w:tcPr>
+            <w:tcW w:type="dxa" w:w="1440"/>
+          </w:tcPr>
+          <w:p>
+            <w:r/>
+            <w:r>
+              <w:rPr>
+                <w:rFonts w:ascii="Microsoft YaHei" w:hAnsi="Microsoft YaHei" w:eastAsia="Microsoft YaHei"/>
+                <w:b w:val="0"/>
+                <w:sz w:val="19"/>
+              </w:rPr>
+              <w:t>AC500 30%</w:t>
+            </w:r>
+          </w:p>
+        </w:tc>
+        <w:tc>
+          <w:tcPr>
+            <w:tcW w:type="dxa" w:w="1440"/>
+          </w:tcPr>
+          <w:p>
+            <w:r/>
+            <w:r>
+              <w:rPr>
+                <w:rFonts w:ascii="Microsoft YaHei" w:hAnsi="Microsoft YaHei" w:eastAsia="Microsoft YaHei"/>
+                <w:b w:val="0"/>
+                <w:sz w:val="19"/>
+              </w:rPr>
+              <w:t>用户跑腿</w:t>
+            </w:r>
+          </w:p>
+        </w:tc>
+        <w:tc>
+          <w:tcPr>
+            <w:tcW w:type="dxa" w:w="1440"/>
+          </w:tcPr>
+          <w:p>
+            <w:r/>
+            <w:r>
+              <w:rPr>
+                <w:rFonts w:ascii="Microsoft YaHei" w:hAnsi="Microsoft YaHei" w:eastAsia="Microsoft YaHei"/>
+                <w:b w:val="0"/>
+                <w:sz w:val="19"/>
+              </w:rPr>
+              <w:t>经靖峰(贝加莱,ABB集团)或学校实验室问一台实体 AC500,真机补 L4 一行;成=铁证,不成零损失</w:t>
+            </w:r>
+          </w:p>
+        </w:tc>
+      </w:tr>
+      <w:tr>
+        <w:tc>
+          <w:tcPr>
+            <w:tcW w:type="dxa" w:w="1440"/>
+          </w:tcPr>
+          <w:p>
+            <w:r/>
+            <w:r>
+              <w:rPr>
+                <w:rFonts w:ascii="Microsoft YaHei" w:hAnsi="Microsoft YaHei" w:eastAsia="Microsoft YaHei"/>
+                <w:b w:val="0"/>
+                <w:sz w:val="19"/>
+              </w:rPr>
+              <w:t>—</w:t>
+            </w:r>
+          </w:p>
+        </w:tc>
+        <w:tc>
+          <w:tcPr>
+            <w:tcW w:type="dxa" w:w="1440"/>
+          </w:tcPr>
+          <w:p>
+            <w:r/>
+            <w:r>
+              <w:rPr>
+                <w:rFonts w:ascii="Microsoft YaHei" w:hAnsi="Microsoft YaHei" w:eastAsia="Microsoft YaHei"/>
+                <w:b w:val="0"/>
+                <w:sz w:val="19"/>
+              </w:rPr>
+              <w:t>T15 转正(参数敏感性,1天);T13 降级为</w:t>
+            </w:r>
+            <w:r>
+              <w:rPr>
+                <w:rFonts w:ascii="Microsoft YaHei" w:hAnsi="Microsoft YaHei" w:eastAsia="Microsoft YaHei"/>
+                <w:b/>
+                <w:sz w:val="19"/>
+              </w:rPr>
+              <w:t>文献对照小节</w:t>
+            </w:r>
+            <w:r>
+              <w:rPr>
+                <w:rFonts w:ascii="Microsoft YaHei" w:hAnsi="Microsoft YaHei" w:eastAsia="Microsoft YaHei"/>
+                <w:b w:val="0"/>
+                <w:sz w:val="19"/>
+              </w:rPr>
+              <w:t>(用情报§6⑤的 2025 DRL 文献:文献级 ~6% 收益+需长期数据 vs 我们零训练 gap 19.3%),不实跑省 3-4 天,8月初仍富余再实跑</w:t>
+            </w:r>
+          </w:p>
+        </w:tc>
+        <w:tc>
+          <w:tcPr>
+            <w:tcW w:type="dxa" w:w="1440"/>
+          </w:tcPr>
+          <w:p>
+            <w:r/>
+            <w:r>
+              <w:rPr>
+                <w:rFonts w:ascii="Microsoft YaHei" w:hAnsi="Microsoft YaHei" w:eastAsia="Microsoft YaHei"/>
+                <w:b w:val="0"/>
+                <w:sz w:val="19"/>
+              </w:rPr>
+              <w:t>A</w:t>
+            </w:r>
+          </w:p>
+        </w:tc>
+        <w:tc>
+          <w:tcPr>
+            <w:tcW w:type="dxa" w:w="1440"/>
+          </w:tcPr>
+          <w:p>
+            <w:r/>
+            <w:r>
+              <w:rPr>
+                <w:rFonts w:ascii="Microsoft YaHei" w:hAnsi="Microsoft YaHei" w:eastAsia="Microsoft YaHei"/>
+                <w:b w:val="0"/>
+                <w:sz w:val="19"/>
+              </w:rPr>
+              <w:t>报告/创新</w:t>
+            </w:r>
+          </w:p>
+        </w:tc>
+        <w:tc>
+          <w:tcPr>
+            <w:tcW w:type="dxa" w:w="1440"/>
+          </w:tcPr>
+          <w:p>
+            <w:r/>
+            <w:r>
+              <w:rPr>
+                <w:rFonts w:ascii="Microsoft YaHei" w:hAnsi="Microsoft YaHei" w:eastAsia="Microsoft YaHei"/>
+                <w:b w:val="0"/>
+                <w:sz w:val="19"/>
+              </w:rPr>
+              <w:t>1天</w:t>
+            </w:r>
+          </w:p>
+        </w:tc>
+        <w:tc>
+          <w:tcPr>
+            <w:tcW w:type="dxa" w:w="1440"/>
+          </w:tcPr>
+          <w:p>
+            <w:r/>
+          </w:p>
+        </w:tc>
+      </w:tr>
+    </w:tbl>
+    <w:p/>
+    <w:p>
+      <w:pPr>
+        <w:pStyle w:val="Heading3"/>
+      </w:pPr>
+      <w:r>
+        <w:rPr>
+          <w:rFonts w:ascii="Microsoft YaHei" w:hAnsi="Microsoft YaHei" w:eastAsia="Microsoft YaHei"/>
+          <w:b/>
+          <w:color w:val="17365D"/>
+          <w:sz w:val="23"/>
+        </w:rPr>
+        <w:t>8.3 40 天排期(S 系列冲刺周,取代原 §4/现状§3 的 W4-W6 排布;原表约提前两周)</w:t>
+      </w:r>
+    </w:p>
+    <w:tbl>
+      <w:tblPr>
+        <w:tblStyle w:val="TableGrid"/>
+        <w:tblW w:type="auto" w:w="0"/>
+        <w:jc w:val="center"/>
+        <w:tblLook w:firstColumn="1" w:firstRow="1" w:lastColumn="0" w:lastRow="0" w:noHBand="0" w:noVBand="1" w:val="04A0"/>
+      </w:tblPr>
+      <w:tblGrid>
+        <w:gridCol w:w="2160"/>
+        <w:gridCol w:w="2160"/>
+        <w:gridCol w:w="2160"/>
+        <w:gridCol w:w="2160"/>
+      </w:tblGrid>
+      <w:tr>
+        <w:tc>
+          <w:tcPr>
+            <w:tcW w:type="dxa" w:w="2160"/>
+            <w:shd w:val="clear" w:fill="D9E8F5"/>
+          </w:tcPr>
+          <w:p>
+            <w:r/>
+            <w:r>
+              <w:rPr>
+                <w:rFonts w:ascii="Microsoft YaHei" w:hAnsi="Microsoft YaHei" w:eastAsia="Microsoft YaHei"/>
+                <w:b/>
+                <w:sz w:val="19"/>
+              </w:rPr>
+              <w:t>周</w:t>
+            </w:r>
+          </w:p>
+        </w:tc>
+        <w:tc>
+          <w:tcPr>
+            <w:tcW w:type="dxa" w:w="2160"/>
+            <w:shd w:val="clear" w:fill="D9E8F5"/>
+          </w:tcPr>
+          <w:p>
+            <w:r/>
+            <w:r>
+              <w:rPr>
+                <w:rFonts w:ascii="Microsoft YaHei" w:hAnsi="Microsoft YaHei" w:eastAsia="Microsoft YaHei"/>
+                <w:b/>
+                <w:sz w:val="19"/>
+              </w:rPr>
+              <w:t>日期</w:t>
+            </w:r>
+          </w:p>
+        </w:tc>
+        <w:tc>
+          <w:tcPr>
+            <w:tcW w:type="dxa" w:w="2160"/>
+            <w:shd w:val="clear" w:fill="D9E8F5"/>
+          </w:tcPr>
+          <w:p>
+            <w:r/>
+            <w:r>
+              <w:rPr>
+                <w:rFonts w:ascii="Microsoft YaHei" w:hAnsi="Microsoft YaHei" w:eastAsia="Microsoft YaHei"/>
+                <w:b/>
+                <w:sz w:val="19"/>
+              </w:rPr>
+              <w:t>主战</w:t>
+            </w:r>
+          </w:p>
+        </w:tc>
+        <w:tc>
+          <w:tcPr>
+            <w:tcW w:type="dxa" w:w="2160"/>
+            <w:shd w:val="clear" w:fill="D9E8F5"/>
+          </w:tcPr>
+          <w:p>
+            <w:r/>
+            <w:r>
+              <w:rPr>
+                <w:rFonts w:ascii="Microsoft YaHei" w:hAnsi="Microsoft YaHei" w:eastAsia="Microsoft YaHei"/>
+                <w:b/>
+                <w:sz w:val="19"/>
+              </w:rPr>
+              <w:t>硬验收</w:t>
+            </w:r>
+          </w:p>
+        </w:tc>
+      </w:tr>
+      <w:tr>
+        <w:tc>
+          <w:tcPr>
+            <w:tcW w:type="dxa" w:w="2160"/>
+          </w:tcPr>
+          <w:p>
+            <w:r/>
+            <w:r>
+              <w:rPr>
+                <w:rFonts w:ascii="Microsoft YaHei" w:hAnsi="Microsoft YaHei" w:eastAsia="Microsoft YaHei"/>
+                <w:b w:val="0"/>
+                <w:sz w:val="19"/>
+              </w:rPr>
+              <w:t>S1</w:t>
+            </w:r>
+          </w:p>
+        </w:tc>
+        <w:tc>
+          <w:tcPr>
+            <w:tcW w:type="dxa" w:w="2160"/>
+          </w:tcPr>
+          <w:p>
+            <w:r/>
+            <w:r>
+              <w:rPr>
+                <w:rFonts w:ascii="Microsoft YaHei" w:hAnsi="Microsoft YaHei" w:eastAsia="Microsoft YaHei"/>
+                <w:b w:val="0"/>
+                <w:sz w:val="19"/>
+              </w:rPr>
+              <w:t>7/06-7/12</w:t>
+            </w:r>
+          </w:p>
+        </w:tc>
+        <w:tc>
+          <w:tcPr>
+            <w:tcW w:type="dxa" w:w="2160"/>
+          </w:tcPr>
+          <w:p>
+            <w:r/>
+            <w:r>
+              <w:rPr>
+                <w:rFonts w:ascii="Microsoft YaHei" w:hAnsi="Microsoft YaHei" w:eastAsia="Microsoft YaHei"/>
+                <w:b w:val="0"/>
+                <w:sz w:val="19"/>
+              </w:rPr>
+              <w:t>L4 收口+T17 搭建(信箱批次 B/C)+R1 骨架与样章+R6 设计进搭建卡</w:t>
+            </w:r>
+          </w:p>
+        </w:tc>
+        <w:tc>
+          <w:tcPr>
+            <w:tcW w:type="dxa" w:w="2160"/>
+          </w:tcPr>
+          <w:p>
+            <w:r/>
+            <w:r>
+              <w:rPr>
+                <w:rFonts w:ascii="Microsoft YaHei" w:hAnsi="Microsoft YaHei" w:eastAsia="Microsoft YaHei"/>
+                <w:b w:val="0"/>
+                <w:sz w:val="19"/>
+              </w:rPr>
+              <w:t>六步演示全过;样章 1 章;7/10 首期周报</w:t>
+            </w:r>
+          </w:p>
+        </w:tc>
+      </w:tr>
+      <w:tr>
+        <w:tc>
+          <w:tcPr>
+            <w:tcW w:type="dxa" w:w="2160"/>
+          </w:tcPr>
+          <w:p>
+            <w:r/>
+            <w:r>
+              <w:rPr>
+                <w:rFonts w:ascii="Microsoft YaHei" w:hAnsi="Microsoft YaHei" w:eastAsia="Microsoft YaHei"/>
+                <w:b w:val="0"/>
+                <w:sz w:val="19"/>
+              </w:rPr>
+              <w:t>S2</w:t>
+            </w:r>
+          </w:p>
+        </w:tc>
+        <w:tc>
+          <w:tcPr>
+            <w:tcW w:type="dxa" w:w="2160"/>
+          </w:tcPr>
+          <w:p>
+            <w:r/>
+            <w:r>
+              <w:rPr>
+                <w:rFonts w:ascii="Microsoft YaHei" w:hAnsi="Microsoft YaHei" w:eastAsia="Microsoft YaHei"/>
+                <w:b w:val="0"/>
+                <w:sz w:val="19"/>
+              </w:rPr>
+              <w:t>7/13-7/19</w:t>
+            </w:r>
+          </w:p>
+        </w:tc>
+        <w:tc>
+          <w:tcPr>
+            <w:tcW w:type="dxa" w:w="2160"/>
+          </w:tcPr>
+          <w:p>
+            <w:r/>
+            <w:r>
+              <w:rPr>
+                <w:rFonts w:ascii="Microsoft YaHei" w:hAnsi="Microsoft YaHei" w:eastAsia="Microsoft YaHei"/>
+                <w:b w:val="0"/>
+                <w:sz w:val="19"/>
+              </w:rPr>
+              <w:t>录屏 v1+T9 生成器骨架+报告 1-3 章+R5+用户课 1</w:t>
+            </w:r>
+          </w:p>
+        </w:tc>
+        <w:tc>
+          <w:tcPr>
+            <w:tcW w:type="dxa" w:w="2160"/>
+          </w:tcPr>
+          <w:p>
+            <w:r/>
+            <w:r>
+              <w:rPr>
+                <w:rFonts w:ascii="Microsoft YaHei" w:hAnsi="Microsoft YaHei" w:eastAsia="Microsoft YaHei"/>
+                <w:b w:val="0"/>
+                <w:sz w:val="19"/>
+              </w:rPr>
+              <w:t>录屏可看;3 章初稿数字全自 CSV</w:t>
+            </w:r>
+          </w:p>
+        </w:tc>
+      </w:tr>
+      <w:tr>
+        <w:tc>
+          <w:tcPr>
+            <w:tcW w:type="dxa" w:w="2160"/>
+          </w:tcPr>
+          <w:p>
+            <w:r/>
+            <w:r>
+              <w:rPr>
+                <w:rFonts w:ascii="Microsoft YaHei" w:hAnsi="Microsoft YaHei" w:eastAsia="Microsoft YaHei"/>
+                <w:b w:val="0"/>
+                <w:sz w:val="19"/>
+              </w:rPr>
+              <w:t>S3</w:t>
+            </w:r>
+          </w:p>
+        </w:tc>
+        <w:tc>
+          <w:tcPr>
+            <w:tcW w:type="dxa" w:w="2160"/>
+          </w:tcPr>
+          <w:p>
+            <w:r/>
+            <w:r>
+              <w:rPr>
+                <w:rFonts w:ascii="Microsoft YaHei" w:hAnsi="Microsoft YaHei" w:eastAsia="Microsoft YaHei"/>
+                <w:b w:val="0"/>
+                <w:sz w:val="19"/>
+              </w:rPr>
+              <w:t>7/20-7/26</w:t>
+            </w:r>
+          </w:p>
+        </w:tc>
+        <w:tc>
+          <w:tcPr>
+            <w:tcW w:type="dxa" w:w="2160"/>
+          </w:tcPr>
+          <w:p>
+            <w:r/>
+            <w:r>
+              <w:rPr>
+                <w:rFonts w:ascii="Microsoft YaHei" w:hAnsi="Microsoft YaHei" w:eastAsia="Microsoft YaHei"/>
+                <w:b w:val="0"/>
+                <w:sz w:val="19"/>
+              </w:rPr>
+              <w:t>报告全章初稿+T15+图表精修+用户课 2+R4 出结论</w:t>
+            </w:r>
+          </w:p>
+        </w:tc>
+        <w:tc>
+          <w:tcPr>
+            <w:tcW w:type="dxa" w:w="2160"/>
+          </w:tcPr>
+          <w:p>
+            <w:r/>
+            <w:r>
+              <w:rPr>
+                <w:rFonts w:ascii="Microsoft YaHei" w:hAnsi="Microsoft YaHei" w:eastAsia="Microsoft YaHei"/>
+                <w:b w:val="0"/>
+                <w:sz w:val="19"/>
+              </w:rPr>
+              <w:t>全章初稿齐</w:t>
+            </w:r>
+          </w:p>
+        </w:tc>
+      </w:tr>
+      <w:tr>
+        <w:tc>
+          <w:tcPr>
+            <w:tcW w:type="dxa" w:w="2160"/>
+          </w:tcPr>
+          <w:p>
+            <w:r/>
+            <w:r>
+              <w:rPr>
+                <w:rFonts w:ascii="Microsoft YaHei" w:hAnsi="Microsoft YaHei" w:eastAsia="Microsoft YaHei"/>
+                <w:b w:val="0"/>
+                <w:sz w:val="19"/>
+              </w:rPr>
+              <w:t>S4</w:t>
+            </w:r>
+          </w:p>
+        </w:tc>
+        <w:tc>
+          <w:tcPr>
+            <w:tcW w:type="dxa" w:w="2160"/>
+          </w:tcPr>
+          <w:p>
+            <w:r/>
+            <w:r>
+              <w:rPr>
+                <w:rFonts w:ascii="Microsoft YaHei" w:hAnsi="Microsoft YaHei" w:eastAsia="Microsoft YaHei"/>
+                <w:b w:val="0"/>
+                <w:sz w:val="19"/>
+              </w:rPr>
+              <w:t>7/27-8/02</w:t>
+            </w:r>
+          </w:p>
+        </w:tc>
+        <w:tc>
+          <w:tcPr>
+            <w:tcW w:type="dxa" w:w="2160"/>
+          </w:tcPr>
+          <w:p>
+            <w:r/>
+            <w:r>
+              <w:rPr>
+                <w:rFonts w:ascii="Microsoft YaHei" w:hAnsi="Microsoft YaHei" w:eastAsia="Microsoft YaHei"/>
+                <w:b w:val="0"/>
+                <w:sz w:val="19"/>
+              </w:rPr>
+              <w:t>报告 v2(去AI味+六要素自查)+PPT+演讲稿+录屏 v2</w:t>
+            </w:r>
+          </w:p>
+        </w:tc>
+        <w:tc>
+          <w:tcPr>
+            <w:tcW w:type="dxa" w:w="2160"/>
+          </w:tcPr>
+          <w:p>
+            <w:r/>
+            <w:r>
+              <w:rPr>
+                <w:rFonts w:ascii="Microsoft YaHei" w:hAnsi="Microsoft YaHei" w:eastAsia="Microsoft YaHei"/>
+                <w:b w:val="0"/>
+                <w:sz w:val="19"/>
+              </w:rPr>
+              <w:t>PPT 成片;台词稿</w:t>
+            </w:r>
+          </w:p>
+        </w:tc>
+      </w:tr>
+      <w:tr>
+        <w:tc>
+          <w:tcPr>
+            <w:tcW w:type="dxa" w:w="2160"/>
+          </w:tcPr>
+          <w:p>
+            <w:r/>
+            <w:r>
+              <w:rPr>
+                <w:rFonts w:ascii="Microsoft YaHei" w:hAnsi="Microsoft YaHei" w:eastAsia="Microsoft YaHei"/>
+                <w:b w:val="0"/>
+                <w:sz w:val="19"/>
+              </w:rPr>
+              <w:t>S5</w:t>
+            </w:r>
+          </w:p>
+        </w:tc>
+        <w:tc>
+          <w:tcPr>
+            <w:tcW w:type="dxa" w:w="2160"/>
+          </w:tcPr>
+          <w:p>
+            <w:r/>
+            <w:r>
+              <w:rPr>
+                <w:rFonts w:ascii="Microsoft YaHei" w:hAnsi="Microsoft YaHei" w:eastAsia="Microsoft YaHei"/>
+                <w:b w:val="0"/>
+                <w:sz w:val="19"/>
+              </w:rPr>
+              <w:t>8/03-8/09</w:t>
+            </w:r>
+          </w:p>
+        </w:tc>
+        <w:tc>
+          <w:tcPr>
+            <w:tcW w:type="dxa" w:w="2160"/>
+          </w:tcPr>
+          <w:p>
+            <w:r/>
+            <w:r>
+              <w:rPr>
+                <w:rFonts w:ascii="Microsoft YaHei" w:hAnsi="Microsoft YaHei" w:eastAsia="Microsoft YaHei"/>
+                <w:b w:val="0"/>
+                <w:sz w:val="19"/>
+              </w:rPr>
+              <w:t>T18 红队+QA 卡+模拟答辩×2+R3 提交彩排</w:t>
+            </w:r>
+          </w:p>
+        </w:tc>
+        <w:tc>
+          <w:tcPr>
+            <w:tcW w:type="dxa" w:w="2160"/>
+          </w:tcPr>
+          <w:p>
+            <w:r/>
+            <w:r>
+              <w:rPr>
+                <w:rFonts w:ascii="Microsoft YaHei" w:hAnsi="Microsoft YaHei" w:eastAsia="Microsoft YaHei"/>
+                <w:b w:val="0"/>
+                <w:sz w:val="19"/>
+              </w:rPr>
+              <w:t>彩排邮件全流程成功</w:t>
+            </w:r>
+          </w:p>
+        </w:tc>
+      </w:tr>
+      <w:tr>
+        <w:tc>
+          <w:tcPr>
+            <w:tcW w:type="dxa" w:w="2160"/>
+          </w:tcPr>
+          <w:p>
+            <w:r/>
+            <w:r>
+              <w:rPr>
+                <w:rFonts w:ascii="Microsoft YaHei" w:hAnsi="Microsoft YaHei" w:eastAsia="Microsoft YaHei"/>
+                <w:b w:val="0"/>
+                <w:sz w:val="19"/>
+              </w:rPr>
+              <w:t>S6</w:t>
+            </w:r>
+          </w:p>
+        </w:tc>
+        <w:tc>
+          <w:tcPr>
+            <w:tcW w:type="dxa" w:w="2160"/>
+          </w:tcPr>
+          <w:p>
+            <w:r/>
+            <w:r>
+              <w:rPr>
+                <w:rFonts w:ascii="Microsoft YaHei" w:hAnsi="Microsoft YaHei" w:eastAsia="Microsoft YaHei"/>
+                <w:b w:val="0"/>
+                <w:sz w:val="19"/>
+              </w:rPr>
+              <w:t>8/10-8/15</w:t>
+            </w:r>
+          </w:p>
+        </w:tc>
+        <w:tc>
+          <w:tcPr>
+            <w:tcW w:type="dxa" w:w="2160"/>
+          </w:tcPr>
+          <w:p>
+            <w:r/>
+            <w:r>
+              <w:rPr>
+                <w:rFonts w:ascii="Microsoft YaHei" w:hAnsi="Microsoft YaHei" w:eastAsia="Microsoft YaHei"/>
+                <w:b w:val="0"/>
+                <w:sz w:val="19"/>
+              </w:rPr>
+              <w:t>终审+提交</w:t>
+            </w:r>
+          </w:p>
+        </w:tc>
+        <w:tc>
+          <w:tcPr>
+            <w:tcW w:type="dxa" w:w="2160"/>
+          </w:tcPr>
+          <w:p>
+            <w:r/>
+            <w:r>
+              <w:rPr>
+                <w:rFonts w:ascii="Microsoft YaHei" w:hAnsi="Microsoft YaHei" w:eastAsia="Microsoft YaHei"/>
+                <w:b w:val="0"/>
+                <w:sz w:val="19"/>
+              </w:rPr>
+              <w:t>8/15 提交回执</w:t>
+            </w:r>
+          </w:p>
+        </w:tc>
+      </w:tr>
+      <w:tr>
+        <w:tc>
+          <w:tcPr>
+            <w:tcW w:type="dxa" w:w="2160"/>
+          </w:tcPr>
+          <w:p>
+            <w:r/>
+            <w:r>
+              <w:rPr>
+                <w:rFonts w:ascii="Microsoft YaHei" w:hAnsi="Microsoft YaHei" w:eastAsia="Microsoft YaHei"/>
+                <w:b w:val="0"/>
+                <w:sz w:val="19"/>
+              </w:rPr>
+              <w:t>缓冲</w:t>
+            </w:r>
+          </w:p>
+        </w:tc>
+        <w:tc>
+          <w:tcPr>
+            <w:tcW w:type="dxa" w:w="2160"/>
+          </w:tcPr>
+          <w:p>
+            <w:r/>
+            <w:r>
+              <w:rPr>
+                <w:rFonts w:ascii="Microsoft YaHei" w:hAnsi="Microsoft YaHei" w:eastAsia="Microsoft YaHei"/>
+                <w:b w:val="0"/>
+                <w:sz w:val="19"/>
+              </w:rPr>
+              <w:t>8/16-8/26</w:t>
+            </w:r>
+          </w:p>
+        </w:tc>
+        <w:tc>
+          <w:tcPr>
+            <w:tcW w:type="dxa" w:w="2160"/>
+          </w:tcPr>
+          <w:p>
+            <w:r/>
+            <w:r>
+              <w:rPr>
+                <w:rFonts w:ascii="Microsoft YaHei" w:hAnsi="Microsoft YaHei" w:eastAsia="Microsoft YaHei"/>
+                <w:b w:val="0"/>
+                <w:sz w:val="19"/>
+              </w:rPr>
+              <w:t>仅应急</w:t>
+            </w:r>
+          </w:p>
+        </w:tc>
+        <w:tc>
+          <w:tcPr>
+            <w:tcW w:type="dxa" w:w="2160"/>
+          </w:tcPr>
+          <w:p>
+            <w:r/>
+            <w:r>
+              <w:rPr>
+                <w:rFonts w:ascii="Microsoft YaHei" w:hAnsi="Microsoft YaHei" w:eastAsia="Microsoft YaHei"/>
+                <w:b w:val="0"/>
+                <w:sz w:val="19"/>
+              </w:rPr>
+              <w:t>—</w:t>
+            </w:r>
+          </w:p>
+        </w:tc>
+      </w:tr>
+    </w:tbl>
+    <w:p/>
+    <w:p>
+      <w:pPr>
+        <w:pStyle w:val="Heading3"/>
+      </w:pPr>
+      <w:r>
+        <w:rPr>
+          <w:rFonts w:ascii="Microsoft YaHei" w:hAnsi="Microsoft YaHei" w:eastAsia="Microsoft YaHei"/>
+          <w:b/>
+          <w:color w:val="17365D"/>
+          <w:sz w:val="23"/>
+        </w:rPr>
+        <w:t>8.4 分工</w:t>
+      </w:r>
+    </w:p>
+    <w:p>
+      <w:pPr>
+        <w:pStyle w:val="ListBullet"/>
+      </w:pPr>
+      <w:r>
+        <w:rPr>
+          <w:rFonts w:ascii="Microsoft YaHei" w:hAnsi="Microsoft YaHei" w:eastAsia="Microsoft YaHei"/>
+          <w:b/>
+          <w:sz w:val="21"/>
+        </w:rPr>
+        <w:t>Claude</w:t>
+      </w:r>
+      <w:r>
+        <w:rPr>
+          <w:rFonts w:ascii="Microsoft YaHei" w:hAnsi="Microsoft YaHei" w:eastAsia="Microsoft YaHei"/>
+          <w:b w:val="0"/>
+          <w:sz w:val="21"/>
+        </w:rPr>
+        <w:t>:全部代码/文档/报告/生成器/样章/QA 卡/设计卡/周报(唯一开发者);</w:t>
+      </w:r>
+    </w:p>
+    <w:p>
+      <w:pPr>
+        <w:pStyle w:val="ListBullet"/>
+      </w:pPr>
+      <w:r>
+        <w:rPr>
+          <w:rFonts w:ascii="Microsoft YaHei" w:hAnsi="Microsoft YaHei" w:eastAsia="Microsoft YaHei"/>
+          <w:b/>
+          <w:sz w:val="21"/>
+        </w:rPr>
+        <w:t>Codex</w:t>
+      </w:r>
+      <w:r>
+        <w:rPr>
+          <w:rFonts w:ascii="Microsoft YaHei" w:hAnsi="Microsoft YaHei" w:eastAsia="Microsoft YaHei"/>
+          <w:b w:val="0"/>
+          <w:sz w:val="21"/>
+        </w:rPr>
+        <w:t>(信箱批次):AB 侧全部操作(L4 抄表/可视化搭建/重贴回归/截图),R6 画面元件加装;</w:t>
+      </w:r>
+    </w:p>
+    <w:p>
+      <w:pPr>
+        <w:pStyle w:val="ListBullet"/>
+      </w:pPr>
+      <w:r>
+        <w:rPr>
+          <w:rFonts w:ascii="Microsoft YaHei" w:hAnsi="Microsoft YaHei" w:eastAsia="Microsoft YaHei"/>
+          <w:b/>
+          <w:sz w:val="21"/>
+        </w:rPr>
+        <w:t>用户</w:t>
+      </w:r>
+      <w:r>
+        <w:rPr>
+          <w:rFonts w:ascii="Microsoft YaHei" w:hAnsi="Microsoft YaHei" w:eastAsia="Microsoft YaHei"/>
+          <w:b w:val="0"/>
+          <w:sz w:val="21"/>
+        </w:rPr>
+        <w:t>:官方群 B1/B2 追答、信箱传令、每周一课、R4 真机渠道、模拟答辩主讲、最终拍板;</w:t>
+      </w:r>
+    </w:p>
+    <w:p>
+      <w:pPr>
+        <w:pStyle w:val="ListBullet"/>
+      </w:pPr>
+      <w:r>
+        <w:rPr>
+          <w:rFonts w:ascii="Microsoft YaHei" w:hAnsi="Microsoft YaHei" w:eastAsia="Microsoft YaHei"/>
+          <w:b/>
+          <w:sz w:val="21"/>
+        </w:rPr>
+        <w:t>队友</w:t>
+      </w:r>
+      <w:r>
+        <w:rPr>
+          <w:rFonts w:ascii="Microsoft YaHei" w:hAnsi="Microsoft YaHei" w:eastAsia="Microsoft YaHei"/>
+          <w:b w:val="0"/>
+          <w:sz w:val="21"/>
+        </w:rPr>
+        <w:t>:录屏操作/排版/第二遍人工校对(不卷入技术,按既定原则)。</w:t>
+      </w:r>
+    </w:p>
     <w:sectPr>
       <w:pgSz w:w="12240" w:h="15840"/>
       <w:pgMar w:top="1440" w:right="1800" w:bottom="1440" w:left="1800" w:header="720" w:footer="720" w:gutter="0"/>

--- a/1_给你看/差异化战略_如何超过别人.docx
+++ b/1_给你看/差异化战略_如何超过别人.docx
@@ -1199,7 +1199,7 @@
           <w:b w:val="0"/>
           <w:sz w:val="21"/>
         </w:rPr>
-        <w:t>:在"期望取货时间"单指标上,AWRA-LS 距已证可达的最优 ≤8.7%(F9),</w:t>
+        <w:t>:在"期望取货时间"单指标上,AWRA-LS 距已证可达的最优 8.8%(F9,0705订正),</w:t>
       </w:r>
     </w:p>
     <w:p>
@@ -1459,7 +1459,7 @@
           <w:b w:val="0"/>
           <w:sz w:val="21"/>
         </w:rPr>
-        <w:t>(文献 5.4% 上限 vs 我们距最优 8.7%);无论结果如何都如实写——正结果=多一个点,</w:t>
+        <w:t>(文献 5.4% 上限 vs 我们距最优 8.8%);无论结果如何都如实写——正结果=多一个点,</w:t>
       </w:r>
     </w:p>
     <w:p>

--- a/1_给你看/差异化战略_如何超过别人.docx
+++ b/1_给你看/差异化战略_如何超过别人.docx
@@ -1580,7 +1580,68 @@
           <w:color w:val="17365D"/>
           <w:sz w:val="26"/>
         </w:rPr>
-        <w:t>8. 40 天冲刺计划(2026-07-05 定,技术底盘提前完工后的再分配)</w:t>
+        <w:t>8. 40 天冲刺计划(2026-07-05 定;**同日晚按用户三拍板修订**:无实体 AC500、</w:t>
+      </w:r>
+    </w:p>
+    <w:p>
+      <w:r>
+        <w:rPr>
+          <w:rFonts w:ascii="Microsoft YaHei" w:hAnsi="Microsoft YaHei" w:eastAsia="Microsoft YaHei"/>
+          <w:b w:val="0"/>
+          <w:sz w:val="21"/>
+        </w:rPr>
+        <w:t>8/26=初赛提交不上台答辩、实体化投入冻结至 8/26 后)</w:t>
+      </w:r>
+    </w:p>
+    <w:p>
+      <w:pPr>
+        <w:ind w:left="280"/>
+      </w:pPr>
+      <w:r>
+        <w:rPr>
+          <w:rFonts w:ascii="Microsoft YaHei" w:hAnsi="Microsoft YaHei" w:eastAsia="Microsoft YaHei"/>
+          <w:b w:val="0"/>
+          <w:color w:val="606060"/>
+          <w:sz w:val="20"/>
+        </w:rPr>
+        <w:t>修订要点:真机线(旧 R4)取消;演讲台词稿/模拟答辩后置到决赛阶段;</w:t>
+      </w:r>
+    </w:p>
+    <w:p>
+      <w:pPr>
+        <w:ind w:left="280"/>
+      </w:pPr>
+      <w:r>
+        <w:rPr>
+          <w:rFonts w:ascii="Microsoft YaHei" w:hAnsi="Microsoft YaHei" w:eastAsia="Microsoft YaHei"/>
+          <w:b/>
+          <w:color w:val="606060"/>
+          <w:sz w:val="20"/>
+        </w:rPr>
+        <w:t>录屏与 PPT 自明性成为演示印象分的唯一载体,规格上调</w:t>
+      </w:r>
+      <w:r>
+        <w:rPr>
+          <w:rFonts w:ascii="Microsoft YaHei" w:hAnsi="Microsoft YaHei" w:eastAsia="Microsoft YaHei"/>
+          <w:b w:val="0"/>
+          <w:color w:val="606060"/>
+          <w:sz w:val="20"/>
+        </w:rPr>
+        <w:t>(录屏必须带解说,</w:t>
+      </w:r>
+    </w:p>
+    <w:p>
+      <w:pPr>
+        <w:ind w:left="280"/>
+      </w:pPr>
+      <w:r>
+        <w:rPr>
+          <w:rFonts w:ascii="Microsoft YaHei" w:hAnsi="Microsoft YaHei" w:eastAsia="Microsoft YaHei"/>
+          <w:b w:val="0"/>
+          <w:color w:val="606060"/>
+          <w:sz w:val="20"/>
+        </w:rPr>
+        <w:t>PPT 每页要在无人讲解时自成立)。8/26 后解锁清单见 §8.5。</w:t>
       </w:r>
     </w:p>
     <w:p>
@@ -2310,7 +2371,15 @@
                 <w:b/>
                 <w:sz w:val="19"/>
               </w:rPr>
-              <w:t>答辩人培养体系</w:t>
+              <w:t>用户学习体系</w:t>
+            </w:r>
+            <w:r>
+              <w:rPr>
+                <w:rFonts w:ascii="Microsoft YaHei" w:hAnsi="Microsoft YaHei" w:eastAsia="Microsoft YaHei"/>
+                <w:b w:val="0"/>
+                <w:sz w:val="19"/>
+              </w:rPr>
+              <w:t>(0705晚修订:答辩演练部分冻结)</w:t>
             </w:r>
           </w:p>
         </w:tc>
@@ -2342,7 +2411,7 @@
                 <w:b w:val="0"/>
                 <w:sz w:val="19"/>
               </w:rPr>
-              <w:t>演讲10%+决赛问答</w:t>
+              <w:t>掌握全项目(用户目标)</w:t>
             </w:r>
           </w:p>
         </w:tc>
@@ -2374,7 +2443,23 @@
                 <w:b w:val="0"/>
                 <w:sz w:val="19"/>
               </w:rPr>
-              <w:t>学习路线图(兑现§6承诺)+每周一课(算法→口径→PLC→演示)+QA卡配零基础版答案+8月两轮模拟答辩</w:t>
+              <w:t>学习路线图+每周一课(算法→口径→PLC→演示)照做;</w:t>
+            </w:r>
+            <w:r>
+              <w:rPr>
+                <w:rFonts w:ascii="Microsoft YaHei" w:hAnsi="Microsoft YaHei" w:eastAsia="Microsoft YaHei"/>
+                <w:b/>
+                <w:sz w:val="19"/>
+              </w:rPr>
+              <w:t>台词稿/模拟答辩后置至 8/26 后</w:t>
+            </w:r>
+            <w:r>
+              <w:rPr>
+                <w:rFonts w:ascii="Microsoft YaHei" w:hAnsi="Microsoft YaHei" w:eastAsia="Microsoft YaHei"/>
+                <w:b w:val="0"/>
+                <w:sz w:val="19"/>
+              </w:rPr>
+              <w:t>(初赛不上台)</w:t>
             </w:r>
           </w:p>
         </w:tc>
@@ -2392,23 +2477,7 @@
                 <w:b w:val="0"/>
                 <w:sz w:val="19"/>
               </w:rPr>
-              <w:t>R4</w:t>
-            </w:r>
-          </w:p>
-        </w:tc>
-        <w:tc>
-          <w:tcPr>
-            <w:tcW w:type="dxa" w:w="1440"/>
-          </w:tcPr>
-          <w:p>
-            <w:r/>
-            <w:r>
-              <w:rPr>
-                <w:rFonts w:ascii="Microsoft YaHei" w:hAnsi="Microsoft YaHei" w:eastAsia="Microsoft YaHei"/>
-                <w:b/>
-                <w:sz w:val="19"/>
-              </w:rPr>
-              <w:t>真机数据尝试</w:t>
+              <w:t>~~R4~~</w:t>
             </w:r>
           </w:p>
         </w:tc>
@@ -2424,7 +2493,7 @@
                 <w:b w:val="0"/>
                 <w:sz w:val="19"/>
               </w:rPr>
-              <w:t>C</w:t>
+              <w:t>~~真机数据尝试~~(0705晚拍板取消:拿不到实体)</w:t>
             </w:r>
           </w:p>
         </w:tc>
@@ -2440,7 +2509,7 @@
                 <w:b w:val="0"/>
                 <w:sz w:val="19"/>
               </w:rPr>
-              <w:t>AC500 30%</w:t>
+              <w:t>—</w:t>
             </w:r>
           </w:p>
         </w:tc>
@@ -2456,7 +2525,7 @@
                 <w:b w:val="0"/>
                 <w:sz w:val="19"/>
               </w:rPr>
-              <w:t>用户跑腿</w:t>
+              <w:t>—</w:t>
             </w:r>
           </w:p>
         </w:tc>
@@ -2472,7 +2541,23 @@
                 <w:b w:val="0"/>
                 <w:sz w:val="19"/>
               </w:rPr>
-              <w:t>经靖峰(贝加莱,ABB集团)或学校实验室问一台实体 AC500,真机补 L4 一行;成=铁证,不成零损失</w:t>
+              <w:t>—</w:t>
+            </w:r>
+          </w:p>
+        </w:tc>
+        <w:tc>
+          <w:tcPr>
+            <w:tcW w:type="dxa" w:w="1440"/>
+          </w:tcPr>
+          <w:p>
+            <w:r/>
+            <w:r>
+              <w:rPr>
+                <w:rFonts w:ascii="Microsoft YaHei" w:hAnsi="Microsoft YaHei" w:eastAsia="Microsoft YaHei"/>
+                <w:b w:val="0"/>
+                <w:sz w:val="19"/>
+              </w:rPr>
+              <w:t>L4 报告口径定稿=仿真任务监视值+一句"真机部署属决赛阶段工作",不留欠口不设悬念</w:t>
             </w:r>
           </w:p>
         </w:tc>
@@ -2727,7 +2812,7 @@
                 <w:b w:val="0"/>
                 <w:sz w:val="19"/>
               </w:rPr>
-              <w:t>L4 收口+T17 搭建(信箱批次 B/C)+R1 骨架与样章+R6 设计进搭建卡</w:t>
+              <w:t>L4 收口+T17 搭建(信箱批次 B/C,含 R6 权重框)+R1 样章</w:t>
             </w:r>
           </w:p>
         </w:tc>
@@ -2790,10 +2875,18 @@
             <w:r>
               <w:rPr>
                 <w:rFonts w:ascii="Microsoft YaHei" w:hAnsi="Microsoft YaHei" w:eastAsia="Microsoft YaHei"/>
+                <w:b/>
+                <w:sz w:val="19"/>
+              </w:rPr>
+              <w:t>录屏 v1(带每步解说词)</w:t>
+            </w:r>
+            <w:r>
+              <w:rPr>
+                <w:rFonts w:ascii="Microsoft YaHei" w:hAnsi="Microsoft YaHei" w:eastAsia="Microsoft YaHei"/>
                 <w:b w:val="0"/>
                 <w:sz w:val="19"/>
               </w:rPr>
-              <w:t>录屏 v1+T9 生成器骨架+报告 1-3 章+R5+用户课 1</w:t>
+              <w:t>+报告 1-3 章+R5 数字孪生章+用户课 1</w:t>
             </w:r>
           </w:p>
         </w:tc>
@@ -2809,7 +2902,7 @@
                 <w:b w:val="0"/>
                 <w:sz w:val="19"/>
               </w:rPr>
-              <w:t>录屏可看;3 章初稿数字全自 CSV</w:t>
+              <w:t>录屏可看且无声也能懂;3 章初稿数字全自 CSV</w:t>
             </w:r>
           </w:p>
         </w:tc>
@@ -2859,7 +2952,7 @@
                 <w:b w:val="0"/>
                 <w:sz w:val="19"/>
               </w:rPr>
-              <w:t>报告全章初稿+T15+图表精修+用户课 2+R4 出结论</w:t>
+              <w:t>报告全章初稿+图表精修+用户课 2</w:t>
             </w:r>
           </w:p>
         </w:tc>
@@ -2875,7 +2968,7 @@
                 <w:b w:val="0"/>
                 <w:sz w:val="19"/>
               </w:rPr>
-              <w:t>全章初稿齐</w:t>
+              <w:t>全章初稿齐,每章过六要素自查</w:t>
             </w:r>
           </w:p>
         </w:tc>
@@ -2925,7 +3018,31 @@
                 <w:b w:val="0"/>
                 <w:sz w:val="19"/>
               </w:rPr>
-              <w:t>报告 v2(去AI味+六要素自查)+PPT+演讲稿+录屏 v2</w:t>
+              <w:t>报告 v2(去AI味)+</w:t>
+            </w:r>
+            <w:r>
+              <w:rPr>
+                <w:rFonts w:ascii="Microsoft YaHei" w:hAnsi="Microsoft YaHei" w:eastAsia="Microsoft YaHei"/>
+                <w:b/>
+                <w:sz w:val="19"/>
+              </w:rPr>
+              <w:t>PPT 自明化</w:t>
+            </w:r>
+            <w:r>
+              <w:rPr>
+                <w:rFonts w:ascii="Microsoft YaHei" w:hAnsi="Microsoft YaHei" w:eastAsia="Microsoft YaHei"/>
+                <w:b w:val="0"/>
+                <w:sz w:val="19"/>
+              </w:rPr>
+              <w:t>(每页自解释+备注栏完整叙述)+</w:t>
+            </w:r>
+            <w:r>
+              <w:rPr>
+                <w:rFonts w:ascii="Microsoft YaHei" w:hAnsi="Microsoft YaHei" w:eastAsia="Microsoft YaHei"/>
+                <w:b/>
+                <w:sz w:val="19"/>
+              </w:rPr>
+              <w:t>录屏 v2(旁白或字幕)</w:t>
             </w:r>
           </w:p>
         </w:tc>
@@ -2941,7 +3058,7 @@
                 <w:b w:val="0"/>
                 <w:sz w:val="19"/>
               </w:rPr>
-              <w:t>PPT 成片;台词稿</w:t>
+              <w:t>PPT 无人讲解可独立评审;录屏成片</w:t>
             </w:r>
           </w:p>
         </w:tc>
@@ -2991,7 +3108,15 @@
                 <w:b w:val="0"/>
                 <w:sz w:val="19"/>
               </w:rPr>
-              <w:t>T18 红队+QA 卡+模拟答辩×2+R3 提交彩排</w:t>
+              <w:t>T18 红队+全包自审+QA 卡(轻量,存决赛底)+</w:t>
+            </w:r>
+            <w:r>
+              <w:rPr>
+                <w:rFonts w:ascii="Microsoft YaHei" w:hAnsi="Microsoft YaHei" w:eastAsia="Microsoft YaHei"/>
+                <w:b/>
+                <w:sz w:val="19"/>
+              </w:rPr>
+              <w:t>R3 提交彩排</w:t>
             </w:r>
           </w:p>
         </w:tc>
@@ -3007,7 +3132,7 @@
                 <w:b w:val="0"/>
                 <w:sz w:val="19"/>
               </w:rPr>
-              <w:t>彩排邮件全流程成功</w:t>
+              <w:t>彩排邮件全流程成功(7z加密+密码正文+中转站)</w:t>
             </w:r>
           </w:p>
         </w:tc>
@@ -3057,7 +3182,7 @@
                 <w:b w:val="0"/>
                 <w:sz w:val="19"/>
               </w:rPr>
-              <w:t>终审+提交</w:t>
+              <w:t>终审+正式提交</w:t>
             </w:r>
           </w:p>
         </w:tc>
@@ -3123,7 +3248,7 @@
                 <w:b w:val="0"/>
                 <w:sz w:val="19"/>
               </w:rPr>
-              <w:t>仅应急</w:t>
+              <w:t>仅应急修复</w:t>
             </w:r>
           </w:p>
         </w:tc>
@@ -3146,6 +3271,72 @@
       </w:tr>
     </w:tbl>
     <w:p/>
+    <w:p>
+      <w:pPr>
+        <w:pStyle w:val="Heading3"/>
+      </w:pPr>
+      <w:r>
+        <w:rPr>
+          <w:rFonts w:ascii="Microsoft YaHei" w:hAnsi="Microsoft YaHei" w:eastAsia="Microsoft YaHei"/>
+          <w:b/>
+          <w:color w:val="17365D"/>
+          <w:sz w:val="23"/>
+        </w:rPr>
+        <w:t>8.5 8/26 后解锁清单(决赛阶段才做,现在不投入)</w:t>
+      </w:r>
+    </w:p>
+    <w:p>
+      <w:pPr>
+        <w:pStyle w:val="ListBullet"/>
+      </w:pPr>
+      <w:r>
+        <w:rPr>
+          <w:rFonts w:ascii="Microsoft YaHei" w:hAnsi="Microsoft YaHei" w:eastAsia="Microsoft YaHei"/>
+          <w:b w:val="0"/>
+          <w:sz w:val="21"/>
+        </w:rPr>
+        <w:t>上台演讲台词稿 + 模拟答辩×2(QA 卡在 S5 已备轻量底稿,届时扩充);</w:t>
+      </w:r>
+    </w:p>
+    <w:p>
+      <w:pPr>
+        <w:pStyle w:val="ListBullet"/>
+      </w:pPr>
+      <w:r>
+        <w:rPr>
+          <w:rFonts w:ascii="Microsoft YaHei" w:hAnsi="Microsoft YaHei" w:eastAsia="Microsoft YaHei"/>
+          <w:b w:val="0"/>
+          <w:sz w:val="21"/>
+        </w:rPr>
+        <w:t>真机 AC500 相关一切(若晋级且届时可得,补 L4 真机行;初赛报告不留此悬念);</w:t>
+      </w:r>
+    </w:p>
+    <w:p>
+      <w:pPr>
+        <w:pStyle w:val="ListBullet"/>
+      </w:pPr>
+      <w:r>
+        <w:rPr>
+          <w:rFonts w:ascii="Microsoft YaHei" w:hAnsi="Microsoft YaHei" w:eastAsia="Microsoft YaHei"/>
+          <w:b w:val="0"/>
+          <w:sz w:val="21"/>
+        </w:rPr>
+        <w:t>现场演示排练(调权重环节 R6 的"现场"部分——画面元件初赛就装好,录屏里演示过即可);</w:t>
+      </w:r>
+    </w:p>
+    <w:p>
+      <w:pPr>
+        <w:pStyle w:val="ListBullet"/>
+      </w:pPr>
+      <w:r>
+        <w:rPr>
+          <w:rFonts w:ascii="Microsoft YaHei" w:hAnsi="Microsoft YaHei" w:eastAsia="Microsoft YaHei"/>
+          <w:b w:val="0"/>
+          <w:sz w:val="21"/>
+        </w:rPr>
+        <w:t>其他一切"实体化"投入。</w:t>
+      </w:r>
+    </w:p>
     <w:p>
       <w:pPr>
         <w:pStyle w:val="Heading3"/>

--- a/1_给你看/差异化战略_如何超过别人.docx
+++ b/1_给你看/差异化战略_如何超过别人.docx
@@ -1439,7 +1439,7 @@
           <w:color w:val="17365D"/>
           <w:sz w:val="23"/>
         </w:rPr>
-        <w:t>A5 DRL 小型对照(可选,预期平/负结果也有价值)【T13,W2 末视进度】</w:t>
+        <w:t>A5 RL 小型对照【T13,✅0705 实跑完成:轻量线性 RL 达 7.82s=聪明就近,差标定 8.2%,学不出 δ(F16)——"平/负结果也有价值"预期兑现】</w:t>
       </w:r>
     </w:p>
     <w:p>
@@ -2575,6 +2575,160 @@
                 <w:b w:val="0"/>
                 <w:sz w:val="19"/>
               </w:rPr>
+              <w:t>R7</w:t>
+            </w:r>
+          </w:p>
+        </w:tc>
+        <w:tc>
+          <w:tcPr>
+            <w:tcW w:type="dxa" w:w="1440"/>
+          </w:tcPr>
+          <w:p>
+            <w:r/>
+            <w:r>
+              <w:rPr>
+                <w:rFonts w:ascii="Microsoft YaHei" w:hAnsi="Microsoft YaHei" w:eastAsia="Microsoft YaHei"/>
+                <w:b/>
+                <w:sz w:val="19"/>
+              </w:rPr>
+              <w:t>多口径方法论显性化</w:t>
+            </w:r>
+            <w:r>
+              <w:rPr>
+                <w:rFonts w:ascii="Microsoft YaHei" w:hAnsi="Microsoft YaHei" w:eastAsia="Microsoft YaHei"/>
+                <w:b w:val="0"/>
+                <w:sz w:val="19"/>
+              </w:rPr>
+              <w:t>(0705晚新增,源于用户洞察"H/对照双口径可推广")</w:t>
+            </w:r>
+          </w:p>
+        </w:tc>
+        <w:tc>
+          <w:tcPr>
+            <w:tcW w:type="dxa" w:w="1440"/>
+          </w:tcPr>
+          <w:p>
+            <w:r/>
+            <w:r>
+              <w:rPr>
+                <w:rFonts w:ascii="Microsoft YaHei" w:hAnsi="Microsoft YaHei" w:eastAsia="Microsoft YaHei"/>
+                <w:b w:val="0"/>
+                <w:sz w:val="19"/>
+              </w:rPr>
+              <w:t>A</w:t>
+            </w:r>
+          </w:p>
+        </w:tc>
+        <w:tc>
+          <w:tcPr>
+            <w:tcW w:type="dxa" w:w="1440"/>
+          </w:tcPr>
+          <w:p>
+            <w:r/>
+            <w:r>
+              <w:rPr>
+                <w:rFonts w:ascii="Microsoft YaHei" w:hAnsi="Microsoft YaHei" w:eastAsia="Microsoft YaHei"/>
+                <w:b w:val="0"/>
+                <w:sz w:val="19"/>
+              </w:rPr>
+              <w:t>报告30%+创新10%</w:t>
+            </w:r>
+          </w:p>
+        </w:tc>
+        <w:tc>
+          <w:tcPr>
+            <w:tcW w:type="dxa" w:w="1440"/>
+          </w:tcPr>
+          <w:p>
+            <w:r/>
+            <w:r>
+              <w:rPr>
+                <w:rFonts w:ascii="Microsoft YaHei" w:hAnsi="Microsoft YaHei" w:eastAsia="Microsoft YaHei"/>
+                <w:b w:val="0"/>
+                <w:sz w:val="19"/>
+              </w:rPr>
+              <w:t>1天(已落地)</w:t>
+            </w:r>
+          </w:p>
+        </w:tc>
+        <w:tc>
+          <w:tcPr>
+            <w:tcW w:type="dxa" w:w="1440"/>
+          </w:tcPr>
+          <w:p>
+            <w:r/>
+            <w:r>
+              <w:rPr>
+                <w:rFonts w:ascii="Microsoft YaHei" w:hAnsi="Microsoft YaHei" w:eastAsia="Microsoft YaHei"/>
+                <w:b w:val="0"/>
+                <w:sz w:val="19"/>
+              </w:rPr>
+              <w:t>全项目 9 对"主/对照尺子"收进一页</w:t>
+            </w:r>
+            <w:r>
+              <w:rPr>
+                <w:rFonts w:ascii="Microsoft YaHei" w:hAnsi="Microsoft YaHei" w:eastAsia="Microsoft YaHei"/>
+                <w:b/>
+                <w:sz w:val="19"/>
+              </w:rPr>
+              <w:t>口径矩阵</w:t>
+            </w:r>
+            <w:r>
+              <w:rPr>
+                <w:rFonts w:ascii="Microsoft YaHei" w:hAnsi="Microsoft YaHei" w:eastAsia="Microsoft YaHei"/>
+                <w:b w:val="0"/>
+                <w:sz w:val="19"/>
+              </w:rPr>
+              <w:t>(报告附录C+PPT专页);能耗加</w:t>
+            </w:r>
+            <w:r>
+              <w:rPr>
+                <w:rFonts w:ascii="Microsoft YaHei" w:hAnsi="Microsoft YaHei" w:eastAsia="Microsoft YaHei"/>
+                <w:b/>
+                <w:sz w:val="19"/>
+              </w:rPr>
+              <w:t>再生制动展望口径</w:t>
+            </w:r>
+            <w:r>
+              <w:rPr>
+                <w:rFonts w:ascii="Microsoft YaHei" w:hAnsi="Microsoft YaHei" w:eastAsia="Microsoft YaHei"/>
+                <w:b w:val="0"/>
+                <w:sz w:val="19"/>
+              </w:rPr>
+              <w:t>(η_regen=0.40 显式假设,呼应ABB传动,不进头条);核心主张=</w:t>
+            </w:r>
+            <w:r>
+              <w:rPr>
+                <w:rFonts w:ascii="Microsoft YaHei" w:hAnsi="Microsoft YaHei" w:eastAsia="Microsoft YaHei"/>
+                <w:b/>
+                <w:sz w:val="19"/>
+              </w:rPr>
+              <w:t>口径不变性</w:t>
+            </w:r>
+            <w:r>
+              <w:rPr>
+                <w:rFonts w:ascii="Microsoft YaHei" w:hAnsi="Microsoft YaHei" w:eastAsia="Microsoft YaHei"/>
+                <w:b w:val="0"/>
+                <w:sz w:val="19"/>
+              </w:rPr>
+              <w:t>:主结论在全部口径下方向一致(F7/F15/F10展望行佐证)</w:t>
+            </w:r>
+          </w:p>
+        </w:tc>
+      </w:tr>
+      <w:tr>
+        <w:tc>
+          <w:tcPr>
+            <w:tcW w:type="dxa" w:w="1440"/>
+          </w:tcPr>
+          <w:p>
+            <w:r/>
+            <w:r>
+              <w:rPr>
+                <w:rFonts w:ascii="Microsoft YaHei" w:hAnsi="Microsoft YaHei" w:eastAsia="Microsoft YaHei"/>
+                <w:b w:val="0"/>
+                <w:sz w:val="19"/>
+              </w:rPr>
               <w:t>—</w:t>
             </w:r>
           </w:p>
@@ -2591,7 +2745,7 @@
                 <w:b w:val="0"/>
                 <w:sz w:val="19"/>
               </w:rPr>
-              <w:t>T15 转正(参数敏感性,1天);T13 降级为</w:t>
+              <w:t>T15 ✅;T13 ✅</w:t>
             </w:r>
             <w:r>
               <w:rPr>
@@ -2599,7 +2753,7 @@
                 <w:b/>
                 <w:sz w:val="19"/>
               </w:rPr>
-              <w:t>文献对照小节</w:t>
+              <w:t>升级为实跑</w:t>
             </w:r>
             <w:r>
               <w:rPr>
@@ -2607,7 +2761,7 @@
                 <w:b w:val="0"/>
                 <w:sz w:val="19"/>
               </w:rPr>
-              <w:t>(用情报§6⑤的 2025 DRL 文献:文献级 ~6% 收益+需长期数据 vs 我们零训练 gap 19.3%),不实跑省 3-4 天,8月初仍富余再实跑</w:t>
+              <w:t>(0705:轻量 RL 亲测 7.82s vs 标定 7.23s,学不出 δ——F16;深度版仍引 2025 文献画像)</w:t>
             </w:r>
           </w:p>
         </w:tc>
@@ -2655,7 +2809,7 @@
                 <w:b w:val="0"/>
                 <w:sz w:val="19"/>
               </w:rPr>
-              <w:t>1天</w:t>
+              <w:t>已完成</w:t>
             </w:r>
           </w:p>
         </w:tc>

--- a/1_给你看/差异化战略_如何超过别人.docx
+++ b/1_给你看/差异化战略_如何超过别人.docx
@@ -922,6 +922,87 @@
           <w:sz w:val="21"/>
         </w:rPr>
         <w:t>决赛已定 8/15 与初赛全套一起交,这 20% 是六杠杆里单位分值最高的。</w:t>
+      </w:r>
+    </w:p>
+    <w:p>
+      <w:pPr>
+        <w:pStyle w:val="Heading3"/>
+      </w:pPr>
+      <w:r>
+        <w:rPr>
+          <w:rFonts w:ascii="Microsoft YaHei" w:hAnsi="Microsoft YaHei" w:eastAsia="Microsoft YaHei"/>
+          <w:b/>
+          <w:color w:val="17365D"/>
+          <w:sz w:val="23"/>
+        </w:rPr>
+        <w:t>L7 拟真度阶梯:三档同管线验证 【✅0705 落地,评分项:模型准确性+创新;用户拍板"分3档展示"】</w:t>
+      </w:r>
+    </w:p>
+    <w:p>
+      <w:pPr>
+        <w:pStyle w:val="ListBullet"/>
+      </w:pPr>
+      <w:r>
+        <w:rPr>
+          <w:rFonts w:ascii="Microsoft YaHei" w:hAnsi="Microsoft YaHei" w:eastAsia="Microsoft YaHei"/>
+          <w:b w:val="0"/>
+          <w:sz w:val="21"/>
+        </w:rPr>
+        <w:t>档1 数据模型 / 档2 工程主口径 H / 档3 工业场景(泊松峰谷+装卸+频次噪声+故障,参数显式 canonical G 节);</w:t>
+      </w:r>
+    </w:p>
+    <w:p>
+      <w:r>
+        <w:rPr>
+          <w:rFonts w:ascii="Microsoft YaHei" w:hAnsi="Microsoft YaHei" w:eastAsia="Microsoft YaHei"/>
+          <w:b w:val="0"/>
+          <w:sz w:val="21"/>
+        </w:rPr>
+        <w:t>同批货物同管线并排跑:降幅阶梯 60%→53%→53%,排序不变违规 0(F17,fig16,报告 §4.5)。</w:t>
+      </w:r>
+    </w:p>
+    <w:p>
+      <w:pPr>
+        <w:pStyle w:val="ListBullet"/>
+      </w:pPr>
+      <w:r>
+        <w:rPr>
+          <w:rFonts w:ascii="Microsoft YaHei" w:hAnsi="Microsoft YaHei" w:eastAsia="Microsoft YaHei"/>
+          <w:b w:val="0"/>
+          <w:sz w:val="21"/>
+        </w:rPr>
+        <w:t>附带资产:7 组厂商机型参数样本+Bozer-White 1984 原文锚+</w:t>
+      </w:r>
+      <w:r>
+        <w:rPr>
+          <w:rFonts w:ascii="Microsoft YaHei" w:hAnsi="Microsoft YaHei" w:eastAsia="Microsoft YaHei"/>
+          <w:b/>
+          <w:sz w:val="21"/>
+        </w:rPr>
+        <w:t>ABB 自有堆垛机手册/再生案例锚</w:t>
+      </w:r>
+    </w:p>
+    <w:p>
+      <w:r>
+        <w:rPr>
+          <w:rFonts w:ascii="Microsoft YaHei" w:hAnsi="Microsoft YaHei" w:eastAsia="Microsoft YaHei"/>
+          <w:b w:val="0"/>
+          <w:sz w:val="21"/>
+        </w:rPr>
+        <w:t>(η_regen=0.40 落于 ABB 案例区间 32%~54%)+防伪清单——参数论证四层防御闭环(L7 设计稿 §4)。</w:t>
+      </w:r>
+    </w:p>
+    <w:p>
+      <w:pPr>
+        <w:pStyle w:val="ListBullet"/>
+      </w:pPr>
+      <w:r>
+        <w:rPr>
+          <w:rFonts w:ascii="Microsoft YaHei" w:hAnsi="Microsoft YaHei" w:eastAsia="Microsoft YaHei"/>
+          <w:b w:val="0"/>
+          <w:sz w:val="21"/>
+        </w:rPr>
+        <w:t>剩余:档3.5(I/O 双口/异构仓位)暂缓;S 曲线仅展望(ABB 堆垛机材料本身用线性斜坡,反向支持梯形主口径)。</w:t>
       </w:r>
     </w:p>
     <w:p>

--- a/1_给你看/差异化战略_如何超过别人.docx
+++ b/1_给你看/差异化战略_如何超过别人.docx
@@ -936,6 +936,34 @@
           <w:sz w:val="23"/>
         </w:rPr>
         <w:t>L7 拟真度阶梯:三档同管线验证 【✅0705 落地,评分项:模型准确性+创新;用户拍板"分3档展示"】</w:t>
+      </w:r>
+    </w:p>
+    <w:p>
+      <w:pPr>
+        <w:ind w:left="280"/>
+      </w:pPr>
+      <w:r>
+        <w:rPr>
+          <w:rFonts w:ascii="Microsoft YaHei" w:hAnsi="Microsoft YaHei" w:eastAsia="Microsoft YaHei"/>
+          <w:b w:val="0"/>
+          <w:color w:val="606060"/>
+          <w:sz w:val="20"/>
+        </w:rPr>
+        <w:t>用户定调(0705,核心优势叙事):**"我们的一大优势就是,为了切合生产实际,进行了大量的调研,</w:t>
+      </w:r>
+    </w:p>
+    <w:p>
+      <w:pPr>
+        <w:ind w:left="280"/>
+      </w:pPr>
+      <w:r>
+        <w:rPr>
+          <w:rFonts w:ascii="Microsoft YaHei" w:hAnsi="Microsoft YaHei" w:eastAsia="Microsoft YaHei"/>
+          <w:b w:val="0"/>
+          <w:color w:val="606060"/>
+          <w:sz w:val="20"/>
+        </w:rPr>
+        <w:t>以真实场景入手,建立了真实的拟真模型"**——报告引言、PPT、录屏解说词统一按此主张行文。</w:t>
       </w:r>
     </w:p>
     <w:p>
@@ -3113,7 +3141,7 @@
                 <w:b/>
                 <w:sz w:val="19"/>
               </w:rPr>
-              <w:t>录屏 v1(带每步解说词)</w:t>
+              <w:t>录屏 v1(带每步解说词,关键处注入 ABB 术语 2-3 次:23.16 线性斜坡/anti-pendulum/再生回馈,克制不谄媚)</w:t>
             </w:r>
             <w:r>
               <w:rPr>
@@ -3121,7 +3149,7 @@
                 <w:b w:val="0"/>
                 <w:sz w:val="19"/>
               </w:rPr>
-              <w:t>+报告 1-3 章+R5 数字孪生章+用户课 1</w:t>
+              <w:t>+报告 1-3 章+R5 数字孪生章+用户课 1(教材=ACS880 FW Manual 参数表,L7 设计稿 G8)</w:t>
             </w:r>
           </w:p>
         </w:tc>
@@ -3343,7 +3371,23 @@
                 <w:b w:val="0"/>
                 <w:sz w:val="19"/>
               </w:rPr>
-              <w:t>T18 红队+全包自审+QA 卡(轻量,存决赛底)+</w:t>
+              <w:t>T18 红队+全包自审+QA 卡(轻量,存决赛底;</w:t>
+            </w:r>
+            <w:r>
+              <w:rPr>
+                <w:rFonts w:ascii="Microsoft YaHei" w:hAnsi="Microsoft YaHei" w:eastAsia="Microsoft YaHei"/>
+                <w:b/>
+                <w:sz w:val="19"/>
+              </w:rPr>
+              <w:t>用 ABB 文档目录反推评委画像出题:安全/防摇/能效/参数可配置性,答案用 ABB 术语体系</w:t>
+            </w:r>
+            <w:r>
+              <w:rPr>
+                <w:rFonts w:ascii="Microsoft YaHei" w:hAnsi="Microsoft YaHei" w:eastAsia="Microsoft YaHei"/>
+                <w:b w:val="0"/>
+                <w:sz w:val="19"/>
+              </w:rPr>
+              <w:t>)+</w:t>
             </w:r>
             <w:r>
               <w:rPr>
